--- a/resources/essenceOfStoneForRoyalRoad.docx
+++ b/resources/essenceOfStoneForRoyalRoad.docx
@@ -2021,7 +2021,7 @@
     <w:p>
       <w:r>
         <w:lastRenderedPageBreak/>
-        <w:t xml:space="preserve">Art disconnected the tackle when the box </w:t>
+        <w:t xml:space="preserve">Art disconnected the tacle when the box </w:t>
       </w:r>
       <w:r>
         <w:t>reached 24 amphoras, and the nugget’s</w:t>
@@ -2046,7 +2046,7 @@
     </w:p>
     <w:p>
       <w:r>
-        <w:t>As he spoke, the tackle smoothly coiled back and flowed into the backpack strap, disappearing as if it had never existed.</w:t>
+        <w:t>As he spoke, the tacle smoothly coiled back and flowed into the backpack strap, disappearing as if it had never existed.</w:t>
       </w:r>
     </w:p>
     <w:p>
@@ -21745,6 +21745,7 @@
   <w:style w:type="character" w:default="1" w:styleId="DefaultParagraphFont">
     <w:name w:val="Default Paragraph Font"/>
     <w:uiPriority w:val="1"/>
+    <w:semiHidden/>
     <w:unhideWhenUsed/>
   </w:style>
   <w:style w:type="table" w:default="1" w:styleId="TableNormal">

--- a/resources/essenceOfStoneForRoyalRoad.docx
+++ b/resources/essenceOfStoneForRoyalRoad.docx
@@ -5071,19 +5071,7 @@
     </w:p>
     <w:p>
       <w:r>
-        <w:t xml:space="preserve">The clearing we chose for the night turned out to be unexpectedly cozy and picturesque. It nestled between two rocky outcrops of the neighboring mountain: behind us rose a steep, forested slope; to the left, beyond a ledge, the river shimmered in the dusk; and to the right, </w:t>
-      </w:r>
-      <w:r>
-        <w:t>a dozen meters away</w:t>
-      </w:r>
-      <w:r>
-        <w:t xml:space="preserve">, ran a trail, from which we were hidden by a rocky spur. Another pleasant surprise—and a stroke of real luck—was that, when we went down to the river, we found a spring nearby, emerging from a crack in the rock and flowing straight into the </w:t>
-      </w:r>
-      <w:r>
-        <w:t>river</w:t>
-      </w:r>
-      <w:r>
-        <w:t>. The spring was wonderfully cold, and its taste struck me as possessing the subtlest bouquet, like an expensive wine. We drank our fill and topped up our bottles, which by then were nearly empty.</w:t>
+        <w:t>The clearing we chose for the night turned out to be unexpectedly cozy and picturesque. It nestled between two rocky outcrops of the neighboring mountain: behind us rose a steep, forested slope; to the left, beyond a ledge, the river shimmered in the dusk; and to the right, a dozen meters away, ran a trail, from which we were hidden by a rocky spur. Another pleasant surprise—and a stroke of real luck—was that, when we went down to the river, we found a spring nearby, emerging from a crack in the rock and flowing straight into the river. The spring was wonderfully cold, and its taste struck me as possessing the subtlest bouquet, like an expensive wine. We drank our fill and topped up our bottles, which by then were nearly empty.</w:t>
       </w:r>
     </w:p>
     <w:p>
@@ -5138,13 +5126,7 @@
         <w:t>beeeep</w:t>
       </w:r>
       <w:r>
-        <w:t xml:space="preserve"> sounded in my </w:t>
-      </w:r>
-      <w:r>
-        <w:t>clip</w:t>
-      </w:r>
-      <w:r>
-        <w:t>. I flinched. Beside the green icon with the number “1,” a new yellow one appeared, glowing with the number “3.”</w:t>
+        <w:t xml:space="preserve"> sounded in my clip. I flinched. Beside the green icon with the number “1,” a new yellow one appeared, glowing with the number “3.”</w:t>
       </w:r>
     </w:p>
     <w:p>
@@ -5169,13 +5151,7 @@
     </w:p>
     <w:p>
       <w:r>
-        <w:t xml:space="preserve">The difference was immediately obvious. The emerald glow around them was noticeably darker than the background. I blinked, focusing—and then noticed dark green patches at their belts: boxes, and judging by their intensity, far from empty. A second later my eyes caught on the masks covering their faces and the thin </w:t>
-      </w:r>
-      <w:r>
-        <w:t>clip</w:t>
-      </w:r>
-      <w:r>
-        <w:t>s at their temples.</w:t>
+        <w:t>The difference was immediately obvious. The emerald glow around them was noticeably darker than the background. I blinked, focusing—and then noticed dark green patches at their belts: boxes, and judging by their intensity, far from empty. A second later my eyes caught on the masks covering their faces and the thin clips at their temples.</w:t>
       </w:r>
     </w:p>
     <w:p>
@@ -5231,13 +5207,7 @@
     </w:p>
     <w:p>
       <w:r>
-        <w:t>“Mini-boxes,” Fang explained, catching our look. “Emergency reserve. In case things get tight and there’s no quint</w:t>
-      </w:r>
-      <w:r>
-        <w:t>a</w:t>
-      </w:r>
-      <w:r>
-        <w:t xml:space="preserve"> handy.”</w:t>
+        <w:t>“Mini-boxes,” Fang explained, catching our look. “Emergency reserve. In case things get tight and there’s no quinta handy.”</w:t>
       </w:r>
     </w:p>
     <w:p>
@@ -5297,13 +5267,7 @@
     </w:p>
     <w:p>
       <w:r>
-        <w:t>So I shifted my attention to the third</w:t>
-      </w:r>
-      <w:r>
-        <w:t xml:space="preserve"> </w:t>
-      </w:r>
-      <w:r>
-        <w:t>of them.</w:t>
+        <w:t>So I shifted my attention to the third of them.</w:t>
       </w:r>
     </w:p>
     <w:p>
@@ -5460,22 +5424,7 @@
     </w:p>
     <w:p>
       <w:r>
-        <w:t xml:space="preserve">“We’ve been </w:t>
-      </w:r>
-      <w:r>
-        <w:rPr>
-          <w:lang w:val="en-US"/>
-        </w:rPr>
-        <w:t>harvesting</w:t>
-      </w:r>
-      <w:r>
-        <w:t xml:space="preserve"> around the new Gates here for two days now. Today we started out along your trail—but almost right away it was clear someone had already passed through. Nothing but </w:t>
-      </w:r>
-      <w:r>
-        <w:t>crumbs</w:t>
-      </w:r>
-      <w:r>
-        <w:t xml:space="preserve"> left. So we veered right, into the spurs. And that’s where it really kicked off! Loads of goodies, and proper pies, too—five times at least. One of them, honestly, was half a cliff!”</w:t>
+        <w:t>“We’ve been harvesting around the new Gates here for two days now. Today we started out along your trail—but almost right away it was clear someone had already passed through. Nothing but crumbs left. So we veered right, into the spurs. And that’s where it really kicked off! Loads of goodies, and proper pies, too—five times at least. One of them, honestly, was half a cliff!”</w:t>
       </w:r>
     </w:p>
     <w:p>
@@ -5530,13 +5479,7 @@
     </w:p>
     <w:p>
       <w:r>
-        <w:t xml:space="preserve">We finished eating. I gathered the bowls </w:t>
-      </w:r>
-      <w:r>
-        <w:t xml:space="preserve">and spoons </w:t>
-      </w:r>
-      <w:r>
-        <w:t xml:space="preserve">into a trash bag. Zara walked over to the table, picked up the thermos, and unscrewed the lid. The aroma of mountain herbs rose into the air—spicy, slightly </w:t>
+        <w:t xml:space="preserve">We finished eating. I gathered the bowls and spoons into a trash bag. Zara walked over to the table, picked up the thermos, and unscrewed the lid. The aroma of mountain herbs rose into the air—spicy, slightly </w:t>
       </w:r>
       <w:r>
         <w:lastRenderedPageBreak/>
@@ -5545,13 +5488,7 @@
     </w:p>
     <w:p>
       <w:r>
-        <w:t>I don’t know whom she had left that cup for—but I felt an overwhelming urge to take it. Without paying attention to anyone and without think</w:t>
-      </w:r>
-      <w:r>
-        <w:t>ing</w:t>
-      </w:r>
-      <w:r>
-        <w:t xml:space="preserve"> about politeness, I simply walked up, picked up the cup, and carried it back to my seat.</w:t>
+        <w:t>I don’t know whom she had left that cup for—but I felt an overwhelming urge to take it. Without paying attention to anyone and without thinking about politeness, I simply walked up, picked up the cup, and carried it back to my seat.</w:t>
       </w:r>
     </w:p>
     <w:p>
@@ -5590,18 +5527,13 @@
       </w:r>
     </w:p>
     <w:p>
-      <w:r>
-        <w:t xml:space="preserve">“What do you </w:t>
-      </w:r>
-      <w:r>
+      <w:pPr>
         <w:rPr>
-          <w:i/>
-          <w:iCs/>
+          <w:lang w:val="ru-RU"/>
         </w:rPr>
-        <w:t>mean</w:t>
-      </w:r>
-      <w:r>
-        <w:t>—what? Freedom, brother. We’re free striders. All worlds are open to us. All the quinta is ours. You won’t get that kind of high with the Agency.”</w:t>
+      </w:pPr>
+      <w:r>
+        <w:t xml:space="preserve">“What do you mean—what? Freedom, brother. We’re free striders. All worlds are open to us. All the quinta is ours. You won’t get that kind of freedom with the Agency.” </w:t>
       </w:r>
     </w:p>
     <w:p>
@@ -5641,33 +5573,17 @@
     </w:p>
     <w:p>
       <w:r>
-        <w:t>“Do that—while you still can,” Fang chuckled. “And meanwhile, we’ll have a little fun.”</w:t>
-      </w:r>
-    </w:p>
-    <w:p>
-      <w:r>
-        <w:t>He shifted his folding chair slightly away from the fire and settled in. Stretched his legs out, rested his hands on them, and closed his eyes. I noticed the sleeves of his shirt suddenly tighten, forming dense bands—like bracelets—just above his elbows.</w:t>
-      </w:r>
-    </w:p>
-    <w:p>
-      <w:r>
-        <w:t xml:space="preserve">Fang jerked, as if struck by a jolt or a needle. His breathing grew heavy, his eyes flew open. His whole body tensed, as if he were climbing a steep slope. It lasted maybe </w:t>
-      </w:r>
-      <w:r>
-        <w:t>half a minute</w:t>
-      </w:r>
-      <w:r>
-        <w:t>.</w:t>
-      </w:r>
-    </w:p>
-    <w:p>
-      <w:r>
-        <w:t>Then he slowly went slack. Relaxed. And something flared in his eyes—a strange inner fire. His face lit up with a blissful, triumphant smile. His mouth fell open, releasing a long, satisfied moan:</w:t>
-      </w:r>
-    </w:p>
-    <w:p>
-      <w:r>
-        <w:t>“Aaaaah…”</w:t>
+        <w:t>“Do that—while you still can,” Fang chuckled. “And meanwhile, we’ll relax a little.”</w:t>
+      </w:r>
+    </w:p>
+    <w:p>
+      <w:r>
+        <w:t>He shifted his folding chair slightly away from the fire and settled in. He stretched his legs out, rested his hands on them, and closed his eyes. I noticed the sleeves of his shirt suddenly tighten, forming dense bands—like bracelets—just above his elbows.</w:t>
+      </w:r>
+    </w:p>
+    <w:p>
+      <w:r>
+        <w:t>For a few moments he sat completely still. Then something in his expression changed. The usual restless energy seemed to drain out of him, leaving his face oddly calm and distant.</w:t>
       </w:r>
     </w:p>
     <w:p>
@@ -5677,28 +5593,28 @@
     </w:p>
     <w:p>
       <w:r>
-        <w:t>Then I looked at Ion. He was sitting in the same posture as before—legs crossed, hands on his knees, palms up, eyes closed. But now his sleeves, too, had tightened into bracelets. A soft, almost childlike smile had appeared on his face.</w:t>
+        <w:t>Then I looked at Ion. He was sitting in the same posture as before—legs crossed, hands on his knees, palms up, eyes closed. His sleeves, too, had tightened into bracelets, and his expression had taken on the same distant calm.</w:t>
+      </w:r>
+    </w:p>
+    <w:p>
+      <w:r>
+        <w:t>Bracing myself for what I might see next, I turned to Zara. And felt a wave of relief.</w:t>
       </w:r>
     </w:p>
     <w:p>
       <w:r>
         <w:lastRenderedPageBreak/>
-        <w:t>Bracing myself for what I might see next, I turned to Zara. And felt a wave of relief.</w:t>
-      </w:r>
-    </w:p>
-    <w:p>
-      <w:r>
         <w:t>She was unchanged. Holding her cup of tea with both hands, lifted close to her face, apparently savoring the aroma. Her gaze was calm, slightly distant. There were no bands on her sleeves. She looked as she had before.</w:t>
       </w:r>
     </w:p>
     <w:p>
       <w:r>
-        <w:t>As if to illustrate and confirm my thoughts, Art switched on the Essence Layer again. Zara’s contour and the background around her glowed with the familiar, steady emerald. But around Fang and Ion, a different effect shimmered—a “crown” of short, needle-like rays of pale green light radiating outward from their contours. It reminded me of the solar corona during an eclipse.</w:t>
-      </w:r>
-    </w:p>
-    <w:p>
-      <w:r>
-        <w:t>I shuddered. Watching it was unpleasant—borderline disturbing.</w:t>
+        <w:t>As if to illustrate and confirm my thoughts, Art switched on the Essence Layer again. Zara’s contour and the background around her glowed with the familiar, steady emerald. Around Fang and Ion, however, the glow looked different: a faint “crown” of short pale-green rays radiated outward from their contours, like the solar corona during an eclipse.</w:t>
+      </w:r>
+    </w:p>
+    <w:p>
+      <w:r>
+        <w:t>I found the effect unsettling and quickly looked away.</w:t>
       </w:r>
     </w:p>
     <w:p>
@@ -5753,13 +5669,7 @@
     </w:p>
     <w:p>
       <w:r>
-        <w:t xml:space="preserve">Art’s calm voice sounded in my </w:t>
-      </w:r>
-      <w:r>
-        <w:t>clip</w:t>
-      </w:r>
-      <w:r>
-        <w:t>.</w:t>
+        <w:t>Art’s calm voice sounded in my clip.</w:t>
       </w:r>
     </w:p>
     <w:p>
@@ -5779,13 +5689,7 @@
     </w:p>
     <w:p>
       <w:r>
-        <w:t xml:space="preserve">“In this situation? Highly unlikely. The Net Aide has identified them, saved their profiles, and uploaded their scans to the cloud. Your mask and </w:t>
-      </w:r>
-      <w:r>
-        <w:t>clip</w:t>
-      </w:r>
-      <w:r>
-        <w:t xml:space="preserve"> have nine cameras—in threat mode they record continuous video and transmit it, along with all sensor data, to remote storage. So yes, they could attack—theoretically. But they wouldn’t be able to escape responsibility. And they know that perfectly well. They’re not stupid enough to risk their freedom like that.”</w:t>
+        <w:t>“In this situation? Highly unlikely. The Net Aide has identified them, saved their profiles, and uploaded their scans to the cloud. Your mask and clip have nine cameras—in threat mode they record continuous video and transmit it, along with all sensor data, to remote storage. So yes, they could attack—theoretically. But they wouldn’t be able to escape responsibility. And they know that perfectly well. They’re not stupid enough to risk their freedom like that.”</w:t>
       </w:r>
     </w:p>
     <w:p>
@@ -5861,36 +5765,12 @@
     </w:p>
     <w:p>
       <w:r>
-        <w:t xml:space="preserve">A </w:t>
-      </w:r>
-      <w:r>
-        <w:t>Creature</w:t>
-      </w:r>
-      <w:r>
-        <w:t>.</w:t>
-      </w:r>
-    </w:p>
-    <w:p>
-      <w:r>
-        <w:t xml:space="preserve">A completely ordinary </w:t>
-      </w:r>
-      <w:r>
-        <w:t>Creature</w:t>
-      </w:r>
-      <w:r>
-        <w:t>—one of the many I had seen hundreds, if not thousands of times before.</w:t>
-      </w:r>
-      <w:r>
-        <w:t xml:space="preserve"> </w:t>
-      </w:r>
-      <w:r>
-        <w:t xml:space="preserve">And now, as was their custom, this </w:t>
-      </w:r>
-      <w:r>
-        <w:t>Creature</w:t>
-      </w:r>
-      <w:r>
-        <w:t xml:space="preserve"> had “introduced” itself.</w:t>
+        <w:t>A Creature.</w:t>
+      </w:r>
+    </w:p>
+    <w:p>
+      <w:r>
+        <w:t>A completely ordinary Creature—one of the many I had seen hundreds, if not thousands of times before. And now, as was their custom, this Creature had “introduced” itself.</w:t>
       </w:r>
     </w:p>
     <w:p>
@@ -5905,13 +5785,7 @@
     </w:p>
     <w:p>
       <w:r>
-        <w:t xml:space="preserve">“You okay?” Art’s calm voice came through the </w:t>
-      </w:r>
-      <w:r>
-        <w:t>clip</w:t>
-      </w:r>
-      <w:r>
-        <w:t>.</w:t>
+        <w:t>“You okay?” Art’s calm voice came through the clip.</w:t>
       </w:r>
     </w:p>
     <w:p>
@@ -5921,13 +5795,7 @@
     </w:p>
     <w:p>
       <w:r>
-        <w:t xml:space="preserve">“Yes. I’m fine,” I exhaled. “Just a </w:t>
-      </w:r>
-      <w:r>
-        <w:t>Creature</w:t>
-      </w:r>
-      <w:r>
-        <w:t>. A Black Jellyfish. Just… very scary-looking.”</w:t>
+        <w:t>“Yes. I’m fine,” I exhaled. “Just a Creature. A Black Jellyfish. Just… very scary-looking.”</w:t>
       </w:r>
     </w:p>
     <w:p>
@@ -5937,13 +5805,7 @@
     </w:p>
     <w:p>
       <w:r>
-        <w:t xml:space="preserve">We waited until the </w:t>
-      </w:r>
-      <w:r>
-        <w:t>Creature</w:t>
-      </w:r>
-      <w:r>
-        <w:t xml:space="preserve"> had crawled away and then headed back to the camp. I automatically glanced at the Reds.</w:t>
+        <w:t>We waited until the Creature had crawled away and then headed back to the camp. I automatically glanced at the Reds.</w:t>
       </w:r>
     </w:p>
     <w:p>
@@ -6013,21 +5875,11 @@
       </w:r>
     </w:p>
     <w:p>
-      <w:pPr>
-        <w:rPr>
-          <w:lang w:val="en-US"/>
-        </w:rPr>
-      </w:pPr>
       <w:r>
         <w:t>“Interesting,” Art said quietly. “I’ve never heard of a Creature following someone. Though…”</w:t>
       </w:r>
     </w:p>
     <w:p>
-      <w:pPr>
-        <w:rPr>
-          <w:lang w:val="en-US"/>
-        </w:rPr>
-      </w:pPr>
       <w:r>
         <w:t>He broke off.</w:t>
       </w:r>
@@ -6059,16 +5911,7 @@
     </w:p>
     <w:p>
       <w:r>
-        <w:t xml:space="preserve">I got up and saw that Fang and Ion were still asleep, stretched out on the grass in the same spots. </w:t>
-      </w:r>
-      <w:r>
-        <w:rPr>
-          <w:lang w:val="en-US"/>
-        </w:rPr>
-        <w:t xml:space="preserve">The pot </w:t>
-      </w:r>
-      <w:r>
-        <w:t>was hanging over the fire, water boiling inside. Art was sitting on a rock with a mug in his hands, and Zara was perched on her fully assembled backpack. Thin wisps of steam rose from their mugs.</w:t>
+        <w:t>I got up and saw that Fang and Ion were still asleep, stretched out on the grass in the same spots. The pot was hanging over the fire, water boiling inside. Art was sitting on a rock with a mug in his hands, and Zara was perched on her fully assembled backpack. Thin wisps of steam rose from their mugs.</w:t>
       </w:r>
     </w:p>
     <w:p>
@@ -6088,13 +5931,7 @@
     </w:p>
     <w:p>
       <w:r>
-        <w:t xml:space="preserve">Art took another mug from the “table” and began pouring coffee from the </w:t>
-      </w:r>
-      <w:r>
-        <w:t>pot</w:t>
-      </w:r>
-      <w:r>
-        <w:t>. I glanced at Zara.</w:t>
+        <w:t>Art took another mug from the “table” and began pouring coffee from the pot. I glanced at Zara.</w:t>
       </w:r>
     </w:p>
     <w:p>
@@ -6130,16 +5967,7 @@
     </w:p>
     <w:p>
       <w:r>
-        <w:t xml:space="preserve">When the packs were ready, I </w:t>
-      </w:r>
-      <w:r>
-        <w:rPr>
-          <w:lang w:val="en-US"/>
-        </w:rPr>
-        <w:t>emptied the pot</w:t>
-      </w:r>
-      <w:r>
-        <w:t>, and set it down in the grass to cool.</w:t>
+        <w:t>When the packs were ready, I emptied the pot, and set it down in the grass to cool.</w:t>
       </w:r>
     </w:p>
     <w:p>
@@ -6179,16 +6007,7 @@
     </w:p>
     <w:p>
       <w:r>
-        <w:t xml:space="preserve">I shook it, </w:t>
-      </w:r>
-      <w:r>
-        <w:rPr>
-          <w:lang w:val="en-US"/>
-        </w:rPr>
-        <w:t>gently</w:t>
-      </w:r>
-      <w:r>
-        <w:t>—and in that same second, the realization hit me: we were parting now. And we might never meet again.</w:t>
+        <w:t>I shook it, gently—and in that same second, the realization hit me: we were parting now. And we might never meet again.</w:t>
       </w:r>
     </w:p>
     <w:p>
@@ -6203,19 +6022,7 @@
     </w:p>
     <w:p>
       <w:r>
-        <w:t xml:space="preserve">“I gave Art my </w:t>
-      </w:r>
-      <w:r>
-        <w:t>Net</w:t>
-      </w:r>
-      <w:r>
-        <w:t xml:space="preserve"> ID. </w:t>
-      </w:r>
-      <w:r>
-        <w:t>Y</w:t>
-      </w:r>
-      <w:r>
-        <w:t>ou don’t have a terminal yet. If you want, you can get it from him later. Maybe someday we’ll talk again… or message.”</w:t>
+        <w:t>“I gave Art my Net ID. You don’t have a terminal yet. If you want, you can get it from him later. Maybe someday we’ll talk again… or message.”</w:t>
       </w:r>
     </w:p>
     <w:p>
@@ -6235,21 +6042,13 @@
     </w:p>
     <w:p>
       <w:r>
-        <w:t xml:space="preserve">“Don’t forget the </w:t>
-      </w:r>
-      <w:r>
-        <w:t>pot</w:t>
-      </w:r>
-      <w:r>
-        <w:t>,” he said, a hint of amusement in his voice.</w:t>
+        <w:t>“Don’t forget the pot,” he said, a hint of amusement in his voice.</w:t>
       </w:r>
     </w:p>
     <w:p>
       <w:r>
         <w:t>I went back, grabbed it, and before catching up with Art, glanced once more at Zara’s retreating figure. Then I turned sharply and hurried after him.</w:t>
       </w:r>
-    </w:p>
-    <w:p>
       <w:r>
         <w:br w:type="page"/>
       </w:r>
@@ -6725,7 +6524,6 @@
     </w:p>
     <w:p>
       <w:r>
-        <w:lastRenderedPageBreak/>
         <w:t xml:space="preserve">“The Creatures are mysterious, enigmatic, and clearly very powerful,” Art went on. “They can do things that are inaccessible to us—sometimes even incomprehensible. They communicate mentally without </w:t>
       </w:r>
       <w:r>
@@ -6836,7 +6634,6 @@
         <w:pStyle w:val="Heading1"/>
       </w:pPr>
       <w:r>
-        <w:lastRenderedPageBreak/>
         <w:t>Chapter 10. Assault</w:t>
       </w:r>
     </w:p>
@@ -6986,7 +6783,6 @@
     </w:p>
     <w:p>
       <w:r>
-        <w:lastRenderedPageBreak/>
         <w:t xml:space="preserve">I remembered our mountain picnic, Fang’s flask, and imagined the “corona” flaring around my own contour. And that Zara might have seen it… though no, she had taken off her mask and </w:t>
       </w:r>
       <w:r>
@@ -7151,7 +6947,6 @@
     </w:p>
     <w:p>
       <w:r>
-        <w:lastRenderedPageBreak/>
         <w:t xml:space="preserve">Everything that followed unfolded incredibly fast, yet for me time seemed to slow, stretch, allowing me to notice and remember an astonishing number of details. The car slowed slightly, entered the turn, skirting the rock face—and at that exact moment, the </w:t>
       </w:r>
       <w:r>
@@ -7321,7 +7116,6 @@
         <w:pStyle w:val="Heading1"/>
       </w:pPr>
       <w:r>
-        <w:lastRenderedPageBreak/>
         <w:t xml:space="preserve">Chapter 11. </w:t>
       </w:r>
       <w:r>
@@ -7465,7 +7259,6 @@
     </w:p>
     <w:p>
       <w:r>
-        <w:lastRenderedPageBreak/>
         <w:t>How much time had passed?</w:t>
       </w:r>
     </w:p>
@@ -7640,7 +7433,6 @@
     </w:p>
     <w:p>
       <w:r>
-        <w:lastRenderedPageBreak/>
         <w:t>Where do I even start?</w:t>
       </w:r>
     </w:p>
@@ -7782,7 +7574,6 @@
     </w:p>
     <w:p>
       <w:r>
-        <w:lastRenderedPageBreak/>
         <w:t>“Pretty impressive reaction,” came a woman’s voice from somewhere to the side. “And considering it was your first freeze—and it lasted a full three hours—that’s actually excellent.”</w:t>
       </w:r>
     </w:p>
@@ -7911,7 +7702,6 @@
     </w:p>
     <w:p>
       <w:r>
-        <w:lastRenderedPageBreak/>
         <w:t>Moving as quickly and quietly as possible, Art got out of the car and went around its front, using the vehicle itself as cover. Then he dragged the driver out of the front seat and moved him to the back, placing him next to me. After that, Art got behind the wheel and headed straight for my place.</w:t>
       </w:r>
     </w:p>
@@ -8030,11 +7820,7 @@
         <w:t>apply</w:t>
       </w:r>
       <w:r>
-        <w:t xml:space="preserve"> that information—depend on the individual: physical attributes, reflexes, natural aptitude, and so on. That’s why </w:t>
-      </w:r>
-      <w:r>
-        <w:lastRenderedPageBreak/>
-        <w:t xml:space="preserve">strider training combines a series of </w:t>
+        <w:t xml:space="preserve"> that information—depend on the individual: physical attributes, reflexes, natural aptitude, and so on. That’s why strider training combines a series of </w:t>
       </w:r>
       <w:r>
         <w:t>downloads</w:t>
@@ -8136,7 +7922,6 @@
         <w:pStyle w:val="Heading1"/>
       </w:pPr>
       <w:r>
-        <w:lastRenderedPageBreak/>
         <w:t>Chapter 12. “The Wedding Cake”</w:t>
       </w:r>
     </w:p>
@@ -8267,7 +8052,6 @@
     </w:p>
     <w:p>
       <w:r>
-        <w:lastRenderedPageBreak/>
         <w:t>The road descended along the river. Kirsten drove confidently and calmly. Art sat beside her in the front seat, and I settled in the back, letting my eyes rest on the vivid green slopes and the sunlight filtering through the leaves. For a while, silence filled the car, broken only by the steady hum of the engine and the soft hiss of tires on the road.</w:t>
       </w:r>
     </w:p>
@@ -8373,7 +8157,6 @@
     </w:p>
     <w:p>
       <w:r>
-        <w:lastRenderedPageBreak/>
         <w:t>After leaving the restaurant, we took our backpacks from the trunk and, leaving the car in the parking lot, headed down the road. Soon a narrow trail branched off, and we followed it. Kirsten moved ahead, pulling the mini-drone container from her pocket as she walked. I watched four black dots emerge from it and smoothly fan out upward and sideways, forming a trapezoid.</w:t>
       </w:r>
     </w:p>
@@ -8464,7 +8247,6 @@
     </w:p>
     <w:p>
       <w:r>
-        <w:lastRenderedPageBreak/>
         <w:t>Her tone was light, almost playful, but I understood that this was exactly how things stood. She was on duty. Her job was to accompany us, provide whatever we needed, and keep us safe—without interruption, even for a minute. And I had to admit, she was doing that job flawlessly.</w:t>
       </w:r>
     </w:p>
@@ -8570,7 +8352,6 @@
     </w:p>
     <w:p>
       <w:r>
-        <w:lastRenderedPageBreak/>
         <w:t>I nodded vigorously.</w:t>
       </w:r>
     </w:p>
@@ -8702,7 +8483,6 @@
         <w:pStyle w:val="Heading1"/>
       </w:pPr>
       <w:r>
-        <w:lastRenderedPageBreak/>
         <w:t xml:space="preserve">Chapter 13. </w:t>
       </w:r>
       <w:r>
@@ -8842,7 +8622,6 @@
     </w:p>
     <w:p>
       <w:r>
-        <w:lastRenderedPageBreak/>
         <w:t>Neither of them looked even remotely frightened or confused.</w:t>
       </w:r>
     </w:p>
@@ -8997,7 +8776,6 @@
     </w:p>
     <w:p>
       <w:r>
-        <w:lastRenderedPageBreak/>
         <w:t>“On drifters,” he explained readily. “Remember I told you there’s a portable drifter built into my pack?”</w:t>
       </w:r>
     </w:p>
@@ -9125,7 +8903,6 @@
     </w:p>
     <w:p>
       <w:r>
-        <w:lastRenderedPageBreak/>
         <w:t>I spun back toward my companions. They had noticed the Creature too—or heard its introduction—and were now following it with attentive gazes. Kirsten narrowed her eyes with interest, her head tilted slightly to one side. Art, faintly smiling, nodded to himself a couple of times, as if confirming something internally. I noticed that he had already stepped away from the rock—the harvesting was apparently finished. Kirsten noticed it too.</w:t>
       </w:r>
     </w:p>
@@ -9248,7 +9025,6 @@
     </w:p>
     <w:p>
       <w:r>
-        <w:lastRenderedPageBreak/>
         <w:t xml:space="preserve">We crossed the road and approached the car. Kirsten leaned toward the driver’s window, flashed a disarming smile, and exchanged a few phrases with him. I caught the words </w:t>
       </w:r>
       <w:r>
@@ -9356,7 +9132,6 @@
         <w:pStyle w:val="Heading1"/>
       </w:pPr>
       <w:r>
-        <w:lastRenderedPageBreak/>
         <w:t xml:space="preserve">Chapter 14. </w:t>
       </w:r>
       <w:r>
@@ -9484,7 +9259,6 @@
     </w:p>
     <w:p>
       <w:r>
-        <w:lastRenderedPageBreak/>
         <w:t>“Yes, of course—I’ll write to her,” I said immediately, pulling out my phone.</w:t>
       </w:r>
     </w:p>
@@ -9619,7 +9393,6 @@
     </w:p>
     <w:p>
       <w:r>
-        <w:lastRenderedPageBreak/>
         <w:t>The Gate.</w:t>
       </w:r>
     </w:p>
@@ -9810,7 +9583,6 @@
     </w:p>
     <w:p>
       <w:r>
-        <w:lastRenderedPageBreak/>
         <w:t xml:space="preserve">“That,” Art commented, “is the Variant currently behind the Gate. We need Variant One. As soon as it appears, we assume we have five minutes—that’s the minimum interval before the next switch. We must pass through the Gate within those five minutes. And we must walk through—drifters don’t work inside the Gate. Also, we’ll need to shut down all electronic devices, including the mask and the </w:t>
       </w:r>
       <w:r>
@@ -9969,7 +9741,6 @@
     </w:p>
     <w:p>
       <w:r>
-        <w:lastRenderedPageBreak/>
         <w:t>Standing now before the immense, shimmering wall of the Gate, I remembered all of this. And just like then, my terror dissolved in an instant.</w:t>
       </w:r>
     </w:p>
@@ -10001,7 +9772,6 @@
         <w:pStyle w:val="Heading1"/>
       </w:pPr>
       <w:r>
-        <w:lastRenderedPageBreak/>
         <w:t>Chapter 1</w:t>
       </w:r>
       <w:r>
@@ -10118,7 +9888,6 @@
     </w:p>
     <w:p>
       <w:r>
-        <w:lastRenderedPageBreak/>
         <w:t>The exterior surfaces of the walls and roof were adaptive, giving the house an almost living quality. It reacted to temperature, light levels, and even the emotional state of its inhabitants. During the day, the walls became nearly matte, reflecting excess light; in the evening, they warmed softly, as if exhaling an amber glow from within. Sometimes it felt to me as though the house was breathing.</w:t>
       </w:r>
     </w:p>
@@ -10204,11 +9973,7 @@
     </w:p>
     <w:p>
       <w:r>
-        <w:t xml:space="preserve">Housing turned into a kind of hybrid service—a middle ground between a home, a hotel, and personal space. One could easily move from a unit in a megacity skyscraper, with its frantic rhythm and endless entertainment, to a secluded house on a mountain spur or an ocean shore, where the only sounds are wind </w:t>
-      </w:r>
-      <w:r>
-        <w:lastRenderedPageBreak/>
-        <w:t xml:space="preserve">and surf. Many people prefer a </w:t>
+        <w:t xml:space="preserve">Housing turned into a kind of hybrid service—a middle ground between a home, a hotel, and personal space. One could easily move from a unit in a megacity skyscraper, with its frantic rhythm and endless entertainment, to a secluded house on a mountain spur or an ocean shore, where the only sounds are wind and surf. Many people prefer a </w:t>
       </w:r>
       <w:r>
         <w:rPr>
@@ -10292,7 +10057,6 @@
     </w:p>
     <w:p>
       <w:r>
-        <w:lastRenderedPageBreak/>
         <w:t>The platforms consist partly of helium-filled aerostat elements and partly of structures made almost entirely of agrav. Everything is bound together with ultra-strong monomolecular plastic—a material often described as an engineering miracle. The cables themselves are made of the same substance.</w:t>
       </w:r>
     </w:p>
@@ -10380,7 +10144,6 @@
     </w:p>
     <w:p>
       <w:r>
-        <w:lastRenderedPageBreak/>
         <w:t xml:space="preserve">Transparent Layers are overlaid onto the real world in the mask and thus augment it. The most common transparent Layers are Maps, People, Shopping, Services, Learning, and others like them. Each Layer has its own sublayers and filters, allowing you to see only the information you need at any given moment. Besides these widely used transparent Layers, there are countless niche and even fully personal ones, used less for practical purposes and more for atmosphere and mood. Such Layers can </w:t>
       </w:r>
       <w:r>
@@ -10471,7 +10234,6 @@
     </w:p>
     <w:p>
       <w:r>
-        <w:lastRenderedPageBreak/>
         <w:t xml:space="preserve">During </w:t>
       </w:r>
       <w:r>
@@ -10540,11 +10302,7 @@
     </w:p>
     <w:p>
       <w:r>
-        <w:t xml:space="preserve">Most modern mechs now resemble neither people nor animals, but optimized constructions—sometimes cylindrical, sometimes disc-like, sometimes intricate multi-component structures designed entirely around function. Society adapted quickly. Today humanoid mechs are used only where “humanoid” is itself the function—for example, in teaching dance or martial arts. The discomfort people once felt in the presence of non-humanoid machines has largely faded. What emerged instead was a kind of clarity: the mech performs </w:t>
-      </w:r>
-      <w:r>
-        <w:lastRenderedPageBreak/>
-        <w:t>its task without pretending to be human, and humans accept it as the most efficient embodiment of its purpose.</w:t>
+        <w:t>Most modern mechs now resemble neither people nor animals, but optimized constructions—sometimes cylindrical, sometimes disc-like, sometimes intricate multi-component structures designed entirely around function. Society adapted quickly. Today humanoid mechs are used only where “humanoid” is itself the function—for example, in teaching dance or martial arts. The discomfort people once felt in the presence of non-humanoid machines has largely faded. What emerged instead was a kind of clarity: the mech performs its task without pretending to be human, and humans accept it as the most efficient embodiment of its purpose.</w:t>
       </w:r>
     </w:p>
     <w:p>
@@ -10646,7 +10404,6 @@
     </w:p>
     <w:p>
       <w:r>
-        <w:lastRenderedPageBreak/>
         <w:t>Around my unit there were countless cafés, small shops, and restaurants offering every class of food, cuisines from around the world, and options for any budget. Everything necessary for comfortable living was either a few minutes’ walk away or a short drifter hop.</w:t>
       </w:r>
     </w:p>
@@ -10713,11 +10470,7 @@
     </w:p>
     <w:p>
       <w:r>
-        <w:t xml:space="preserve">By then, both Essence and striders had long been known in our world. From time to time, net channels aired the same social message everyone had grown tired of: anyone who had experienced a Storm was </w:t>
-      </w:r>
-      <w:r>
-        <w:lastRenderedPageBreak/>
-        <w:t>encouraged to undergo monitoring at the ARC. Those found to possess strider capabilities were promised interesting, well-paid, and widely respected work with the Agency.</w:t>
+        <w:t>By then, both Essence and striders had long been known in our world. From time to time, net channels aired the same social message everyone had grown tired of: anyone who had experienced a Storm was encouraged to undergo monitoring at the ARC. Those found to possess strider capabilities were promised interesting, well-paid, and widely respected work with the Agency.</w:t>
       </w:r>
     </w:p>
     <w:p>
@@ -10830,7 +10583,6 @@
     </w:p>
     <w:p>
       <w:r>
-        <w:lastRenderedPageBreak/>
         <w:t>It was published on the site of a half-forgotten net club where the Gates had once been debated with passion, though by then only a faint residue of activity remained.</w:t>
       </w:r>
     </w:p>
@@ -10932,7 +10684,6 @@
     </w:p>
     <w:p>
       <w:r>
-        <w:lastRenderedPageBreak/>
         <w:t>Events unfolded rapidly.</w:t>
       </w:r>
     </w:p>
@@ -11078,7 +10829,6 @@
     </w:p>
     <w:p>
       <w:r>
-        <w:lastRenderedPageBreak/>
         <w:t>The second skill is piloting. It begins with operating floaters in our Variant—</w:t>
       </w:r>
       <w:r>
@@ -11186,7 +10936,6 @@
         <w:pStyle w:val="Heading1"/>
       </w:pPr>
       <w:r>
-        <w:lastRenderedPageBreak/>
         <w:t xml:space="preserve">Chapter </w:t>
       </w:r>
       <w:r>
@@ -11302,7 +11051,6 @@
     </w:p>
     <w:p>
       <w:r>
-        <w:lastRenderedPageBreak/>
         <w:t xml:space="preserve">“Mm-hm. My </w:t>
       </w:r>
       <w:r>
@@ -11442,11 +11190,7 @@
         <w:t>The upper engine blocks were capped with bulky, ribbed structures</w:t>
       </w:r>
       <w:r>
-        <w:t xml:space="preserve">; beneath the lower ones I could see twin rows of partially recessed landing gear. The entire structure </w:t>
-      </w:r>
-      <w:r>
-        <w:lastRenderedPageBreak/>
-        <w:t>emitted a soft white glow, though I could see no distinct light sources. Apparently, the material itself possessed a luminous quality.</w:t>
+        <w:t>; beneath the lower ones I could see twin rows of partially recessed landing gear. The entire structure emitted a soft white glow, though I could see no distinct light sources. Apparently, the material itself possessed a luminous quality.</w:t>
       </w:r>
     </w:p>
     <w:p>
@@ -11578,7 +11322,6 @@
     </w:p>
     <w:p>
       <w:r>
-        <w:lastRenderedPageBreak/>
         <w:t xml:space="preserve">“Well,” he said, “there’s nothing left keeping us here. In fact, our direct duty at this moment is to deliver the </w:t>
       </w:r>
       <w:r>
@@ -11704,7 +11447,6 @@
         <w:pStyle w:val="Heading1"/>
       </w:pPr>
       <w:r>
-        <w:lastRenderedPageBreak/>
         <w:t xml:space="preserve">Chapter </w:t>
       </w:r>
       <w:r>
@@ -11850,7 +11592,6 @@
     </w:p>
     <w:p>
       <w:r>
-        <w:lastRenderedPageBreak/>
         <w:t>He headed toward the sanitizer.</w:t>
       </w:r>
     </w:p>
@@ -12039,7 +11780,6 @@
     </w:p>
     <w:p>
       <w:r>
-        <w:lastRenderedPageBreak/>
         <w:t xml:space="preserve">“Aha! Caught you,” Art said, picking up his fork and pointing it accusingly at the hovering mech. “You just disproved that with your last sentence.” </w:t>
       </w:r>
     </w:p>
@@ -12145,7 +11885,6 @@
     </w:p>
     <w:p>
       <w:r>
-        <w:lastRenderedPageBreak/>
         <w:t>“That’s closer. You’re not just valuable, Ma</w:t>
       </w:r>
       <w:r>
@@ -12264,7 +12003,6 @@
     </w:p>
     <w:p>
       <w:r>
-        <w:lastRenderedPageBreak/>
         <w:t>It was flawlessly smooth, black and dense as shadow. It seemed to absorb light rather than reflect it.</w:t>
       </w:r>
     </w:p>
@@ -12395,11 +12133,7 @@
     </w:p>
     <w:p>
       <w:r>
-        <w:t xml:space="preserve">The drone’s image detached from our glider at once, and a moment later it appeared before us in the hangar itself. Rising smoothly, the safe-drone gained speed and headed toward the far wall. Just ahead of it, </w:t>
-      </w:r>
-      <w:r>
-        <w:lastRenderedPageBreak/>
-        <w:t>a smaller circular aperture opened in the stone—the same diaphragm mechanism, only scaled down. The drone slipped inside, and the segments closed soundlessly behind it. Once again, the wall became a flawless, unbroken surface.</w:t>
+        <w:t>The drone’s image detached from our glider at once, and a moment later it appeared before us in the hangar itself. Rising smoothly, the safe-drone gained speed and headed toward the far wall. Just ahead of it, a smaller circular aperture opened in the stone—the same diaphragm mechanism, only scaled down. The drone slipped inside, and the segments closed soundlessly behind it. Once again, the wall became a flawless, unbroken surface.</w:t>
       </w:r>
     </w:p>
     <w:p>
@@ -12520,7 +12254,6 @@
     </w:p>
     <w:p>
       <w:r>
-        <w:lastRenderedPageBreak/>
         <w:t>He headed for the exit.</w:t>
       </w:r>
     </w:p>
@@ -12666,7 +12399,6 @@
         <w:pStyle w:val="Heading1"/>
       </w:pPr>
       <w:r>
-        <w:lastRenderedPageBreak/>
         <w:t xml:space="preserve">Chapter </w:t>
       </w:r>
       <w:r>
@@ -12808,7 +12540,6 @@
     </w:p>
     <w:p>
       <w:r>
-        <w:lastRenderedPageBreak/>
         <w:t>“Thanks, Estri,” I smiled. “Message received.”</w:t>
       </w:r>
     </w:p>
@@ -12928,7 +12659,6 @@
           <w:i/>
           <w:iCs/>
         </w:rPr>
-        <w:lastRenderedPageBreak/>
         <w:t>Maybe even as good as Lemar’s,</w:t>
       </w:r>
       <w:r>
@@ -13057,11 +12787,7 @@
         <w:t>magic</w:t>
       </w:r>
       <w:r>
-        <w:t xml:space="preserve"> itself is considered outdated there. Instead, they speak of the Art of the Subtle Field or Fieldcraft. They refer to </w:t>
-      </w:r>
-      <w:r>
-        <w:lastRenderedPageBreak/>
-        <w:t>Quintessence as Field Energy and treat it as the foundational basis of all Field practices—both theoretical and applied.”</w:t>
+        <w:t xml:space="preserve"> itself is considered outdated there. Instead, they speak of the Art of the Subtle Field or Fieldcraft. They refer to Quintessence as Field Energy and treat it as the foundational basis of all Field practices—both theoretical and applied.”</w:t>
       </w:r>
     </w:p>
     <w:p>
@@ -13183,7 +12909,6 @@
     </w:p>
     <w:p>
       <w:r>
-        <w:lastRenderedPageBreak/>
         <w:t>I considered it carefully. And in the end, I decided that yes—we probably would. And that the choice, in principle, was the right one.</w:t>
       </w:r>
     </w:p>
@@ -13306,7 +13031,6 @@
         <w:pStyle w:val="Heading1"/>
       </w:pPr>
       <w:r>
-        <w:lastRenderedPageBreak/>
         <w:t xml:space="preserve">Chapter </w:t>
       </w:r>
       <w:r>
@@ -13496,7 +13220,6 @@
     </w:p>
     <w:p>
       <w:r>
-        <w:lastRenderedPageBreak/>
         <w:t>Mona exhaled.</w:t>
       </w:r>
     </w:p>
@@ -13682,7 +13405,6 @@
     </w:p>
     <w:p>
       <w:r>
-        <w:lastRenderedPageBreak/>
         <w:t>All three were noticeably taller and far more… slender—or perhaps refined—than everyone else around them. Their faces and figures seemed, I thought, almost excessively perfect.</w:t>
       </w:r>
     </w:p>
@@ -13917,7 +13639,6 @@
         <w:pStyle w:val="Heading1"/>
       </w:pPr>
       <w:r>
-        <w:lastRenderedPageBreak/>
         <w:t xml:space="preserve">Chapter </w:t>
       </w:r>
       <w:r>
@@ -14065,7 +13786,6 @@
     </w:p>
     <w:p>
       <w:r>
-        <w:lastRenderedPageBreak/>
         <w:t>I stood, and we shook.</w:t>
       </w:r>
     </w:p>
@@ -14181,7 +13901,6 @@
     </w:p>
     <w:p>
       <w:r>
-        <w:lastRenderedPageBreak/>
         <w:t>I smiled and immediately realized the smile felt slightly forced. I inclined my head.</w:t>
       </w:r>
     </w:p>
@@ -14288,7 +14007,6 @@
     </w:p>
     <w:p>
       <w:r>
-        <w:lastRenderedPageBreak/>
         <w:t>He paused.</w:t>
       </w:r>
     </w:p>
@@ -14395,7 +14113,6 @@
     </w:p>
     <w:p>
       <w:r>
-        <w:lastRenderedPageBreak/>
         <w:t>“Mac’s contour level.”</w:t>
       </w:r>
     </w:p>
@@ -14529,7 +14246,6 @@
     </w:p>
     <w:p>
       <w:r>
-        <w:lastRenderedPageBreak/>
         <w:t xml:space="preserve">“Not exactly,” Manish turned to her. “We’ve never been able to establish a direct link between him and any specific crime. However, he has—far too often to be coincidence—been nearby. </w:t>
       </w:r>
       <w:r>
@@ -14657,7 +14373,6 @@
     </w:p>
     <w:p>
       <w:r>
-        <w:lastRenderedPageBreak/>
         <w:t>“If the Tribe is attempting to reach you, we could use that to attempt to reach the Tribe.”</w:t>
       </w:r>
     </w:p>
@@ -14791,7 +14506,6 @@
     </w:p>
     <w:p>
       <w:r>
-        <w:lastRenderedPageBreak/>
         <w:t>“So that we don’t waste time,” he began reluctantly, “I would suggest that Mac and Art try to arrange a meeting with Zara.”</w:t>
       </w:r>
     </w:p>
@@ -14925,7 +14639,6 @@
     </w:p>
     <w:p>
       <w:r>
-        <w:lastRenderedPageBreak/>
         <w:t>“Agreed. Art, Mac: should a critical necessity arise in connection with the crisis surrounding the Ninth Variant, I authorize you to act in accordance with the demands of the moment—even if that entails deviating from ARC protocols and procedures.</w:t>
       </w:r>
     </w:p>
@@ -15015,7 +14728,6 @@
         <w:pStyle w:val="Heading1"/>
       </w:pPr>
       <w:r>
-        <w:lastRenderedPageBreak/>
         <w:t xml:space="preserve">Chapter </w:t>
       </w:r>
       <w:r>
@@ -15167,7 +14879,6 @@
     </w:p>
     <w:p>
       <w:r>
-        <w:lastRenderedPageBreak/>
         <w:t xml:space="preserve">I suddenly remembered with startling clarity the time I had once been gravely ill: </w:t>
       </w:r>
       <w:r>
@@ -15307,7 +15018,6 @@
     </w:p>
     <w:p>
       <w:r>
-        <w:lastRenderedPageBreak/>
         <w:t xml:space="preserve">Head of Personnel Affairs </w:t>
       </w:r>
     </w:p>
@@ -15473,7 +15183,6 @@
     </w:p>
     <w:p>
       <w:r>
-        <w:lastRenderedPageBreak/>
         <w:t>A matte-gray mech was approaching us. Its appearance contrasted sharply with the relaxed atmosphere of Thomas’s office: severe lines, no decorative elements, movements precise and economical. On its front panel was an intricate emblem encircled by the inscription:</w:t>
       </w:r>
     </w:p>
@@ -15633,7 +15342,6 @@
     </w:p>
     <w:p>
       <w:r>
-        <w:lastRenderedPageBreak/>
         <w:t>“All right. A bank account has been opened for you,” he said in a casual tone, as if discussing something entirely routine. “I’ve transferred what we call the employee initial package: a setup allocation plus your first month’s salary. Altogether—roughly the equivalent of six months’ standard pay.”</w:t>
       </w:r>
     </w:p>
@@ -15756,7 +15464,6 @@
         <w:pStyle w:val="Heading1"/>
       </w:pPr>
       <w:r>
-        <w:lastRenderedPageBreak/>
         <w:t xml:space="preserve">Chapter </w:t>
       </w:r>
       <w:r>
@@ -15931,7 +15638,6 @@
     </w:p>
     <w:p>
       <w:r>
-        <w:lastRenderedPageBreak/>
         <w:t xml:space="preserve">“Ah, no problem,” Thomas waved it off. “Honestly, I wasn’t saying anything important. And yes”—he grinned—“after the </w:t>
       </w:r>
       <w:r>
@@ -16043,7 +15749,6 @@
     </w:p>
     <w:p>
       <w:r>
-        <w:lastRenderedPageBreak/>
         <w:t>Behind him came a petite, pleasant-looking young woman with short hair, a graceful figure, and facial features hinting at East Asian heritage.</w:t>
       </w:r>
     </w:p>
@@ -16134,11 +15839,7 @@
     </w:p>
     <w:p>
       <w:r>
-        <w:t xml:space="preserve">Above the second monitor, another display appeared. At the top was a complex emblem—I recognized the contours of the symbol I had seen on the drone in Thomas’s office, but here it had been softened with </w:t>
-      </w:r>
-      <w:r>
-        <w:lastRenderedPageBreak/>
-        <w:t>rounded elements and additional symbols clearly associated with healthcare. The logo managed to look both official and reassuring.</w:t>
+        <w:t>Above the second monitor, another display appeared. At the top was a complex emblem—I recognized the contours of the symbol I had seen on the drone in Thomas’s office, but here it had been softened with rounded elements and additional symbols clearly associated with healthcare. The logo managed to look both official and reassuring.</w:t>
       </w:r>
     </w:p>
     <w:p>
@@ -16305,7 +16006,6 @@
     </w:p>
     <w:p>
       <w:r>
-        <w:lastRenderedPageBreak/>
         <w:t>Above the two other monitors, images of Polina and Kofi appeared, accompanied by their professional credentials. I noted that Polina had eight years of experience, Kofi seven. Like Ian, neither of them had a single session with critical remarks.</w:t>
       </w:r>
     </w:p>
@@ -16422,7 +16122,6 @@
     </w:p>
     <w:p>
       <w:r>
-        <w:lastRenderedPageBreak/>
         <w:t>I felt soft panels extend from the headrest of the chair. They slid forward and gently enclosed my head, much like the safety vest in Big Tom’s cabin—except this material pressed snugly into place, holding my head completely still.</w:t>
       </w:r>
     </w:p>
@@ -16543,7 +16242,6 @@
     </w:p>
     <w:p>
       <w:r>
-        <w:lastRenderedPageBreak/>
         <w:t>The words came out clearly. My tongue wasn’t thick. My body felt neither weak nor numb. Only my thoughts were fragile.</w:t>
       </w:r>
     </w:p>
@@ -16648,7 +16346,6 @@
         <w:pStyle w:val="Heading1"/>
       </w:pPr>
       <w:r>
-        <w:lastRenderedPageBreak/>
         <w:t xml:space="preserve">Chapter </w:t>
       </w:r>
       <w:r>
@@ -16804,7 +16501,6 @@
     </w:p>
     <w:p>
       <w:r>
-        <w:lastRenderedPageBreak/>
         <w:t>The space immediately reverted to its ordinary state: the neatly made bed, the transparent wall-window, the lawn outside—exactly as they had been yesterday.</w:t>
       </w:r>
     </w:p>
@@ -16910,7 +16606,6 @@
     </w:p>
     <w:p>
       <w:r>
-        <w:lastRenderedPageBreak/>
         <w:t>Enjoying the view of the real—not virtual—lawns, flowerbeds, and shrubs, feeling the same fresh mountain breeze scented with wild grass, and slowly savoring my coffee, I decided to check my messages.</w:t>
       </w:r>
     </w:p>
@@ -17027,7 +16722,6 @@
     </w:p>
     <w:p>
       <w:r>
-        <w:lastRenderedPageBreak/>
         <w:t>And one more thing. You’ve got your terminal and net ID now, so I’m fulfilling my promise. Zara’s ID:</w:t>
       </w:r>
       <w:r>
@@ -17177,7 +16871,6 @@
     </w:p>
     <w:p>
       <w:r>
-        <w:lastRenderedPageBreak/>
         <w:t>“Exactly. Which one do we start with?”</w:t>
       </w:r>
     </w:p>
@@ -17206,7 +16899,6 @@
         <w:pStyle w:val="Heading1"/>
       </w:pPr>
       <w:r>
-        <w:lastRenderedPageBreak/>
         <w:t xml:space="preserve">Chapter </w:t>
       </w:r>
       <w:r>
@@ -17336,7 +17028,6 @@
     </w:p>
     <w:p>
       <w:r>
-        <w:lastRenderedPageBreak/>
         <w:t>A burst forward. A deflection. A roll. A sudden lateral shift, a leap, another roll. His movements were fast, economical—and astonishingly unpredictable. It was as if he wasn’t moving through space so much as continually failing to be where he was supposed to be.</w:t>
       </w:r>
     </w:p>
@@ -17525,7 +17216,6 @@
     </w:p>
     <w:p>
       <w:r>
-        <w:lastRenderedPageBreak/>
         <w:t>In my head, I had a very clear, confident understanding of what needed to be done. It seemed to me it would be just like this morning—controlling the devices. It would simply… happen.</w:t>
       </w:r>
     </w:p>
@@ -17676,7 +17366,6 @@
     </w:p>
     <w:p>
       <w:r>
-        <w:lastRenderedPageBreak/>
         <w:t>With my body aching, my head heavy and fogged, and a burning, almost physical sense of humiliation pressing down on me, I had no desire to stand.</w:t>
       </w:r>
     </w:p>
@@ -17961,7 +17650,6 @@
     </w:p>
     <w:p>
       <w:r>
-        <w:lastRenderedPageBreak/>
         <w:t xml:space="preserve">- </w:t>
       </w:r>
       <w:r>
@@ -18081,7 +17769,6 @@
     </w:p>
     <w:p>
       <w:r>
-        <w:lastRenderedPageBreak/>
         <w:t>Some time later, standing in the sanitizer chamber of the spa section, rinsing dust, sweat, and the remnants of my illusions about my strider competence off my body, I fortunately remembered that all sports and fitness sanitizers include a healing mode—and immediately switched it on.</w:t>
       </w:r>
     </w:p>
@@ -18120,7 +17807,6 @@
         <w:pStyle w:val="Heading1"/>
       </w:pPr>
       <w:r>
-        <w:lastRenderedPageBreak/>
         <w:t xml:space="preserve">Chapter </w:t>
       </w:r>
       <w:r>
@@ -18243,7 +17929,6 @@
     </w:p>
     <w:p>
       <w:r>
-        <w:lastRenderedPageBreak/>
         <w:t>I leaned forward and, gaining speed, plunged toward the cliffs and the ice clinging to them. The cursor pulled far ahead of the cabin; the ground began rushing toward us at an alarming rate. I caught myself, reduced speed, leveled out. Then slowed further, came to a stop, and breathed.</w:t>
       </w:r>
     </w:p>
@@ -18361,7 +18046,6 @@
     </w:p>
     <w:p>
       <w:r>
-        <w:lastRenderedPageBreak/>
         <w:t>I immediately directed the glider toward the nearest checkpoint. I built up decent speed, though cautiously, making sure to pass precisely through the center of each circle. I flew cleanly through the first “target,” then the next, and the next. There were twelve in total.</w:t>
       </w:r>
     </w:p>
@@ -18497,7 +18181,6 @@
     </w:p>
     <w:p>
       <w:r>
-        <w:lastRenderedPageBreak/>
         <w:t>“When you’re maneuvering around obstacles, try to keep the cursor in the red zone. Trust the NA—it will guide you along a far more optimal trajectory than you can select manually. But be prepared for the G-forces.”</w:t>
       </w:r>
     </w:p>
@@ -18643,7 +18326,6 @@
     </w:p>
     <w:p>
       <w:r>
-        <w:lastRenderedPageBreak/>
         <w:t>“That’s strange,” he said thoughtfully. “According to the analysts, this Storm wasn’t expected before tonight. Looks like the appearance of the new Gate shifted the Storm frequency.”</w:t>
       </w:r>
     </w:p>
@@ -18738,7 +18420,6 @@
         <w:pStyle w:val="Heading1"/>
       </w:pPr>
       <w:r>
-        <w:lastRenderedPageBreak/>
         <w:t xml:space="preserve">Chapter </w:t>
       </w:r>
       <w:r>
@@ -18862,7 +18543,6 @@
     </w:p>
     <w:p>
       <w:r>
-        <w:lastRenderedPageBreak/>
         <w:t>It wasn’t.</w:t>
       </w:r>
     </w:p>
@@ -18984,7 +18664,6 @@
     </w:p>
     <w:p>
       <w:r>
-        <w:lastRenderedPageBreak/>
         <w:t xml:space="preserve">“And yes, Mac… </w:t>
       </w:r>
       <w:r>
@@ -19137,7 +18816,6 @@
     </w:p>
     <w:p>
       <w:r>
-        <w:lastRenderedPageBreak/>
         <w:t>“I know, I know. I should have said it first. But there’s nothing urgent there. And if I’d started with that, we wouldn’t have been able to talk calmly about anything else.”</w:t>
       </w:r>
     </w:p>
@@ -19249,7 +18927,6 @@
     </w:p>
     <w:p>
       <w:r>
-        <w:lastRenderedPageBreak/>
         <w:t>I acquired a full set of grooming and fragrance products in much the same way.</w:t>
       </w:r>
     </w:p>
@@ -19308,7 +18985,6 @@
         <w:pStyle w:val="Heading1"/>
       </w:pPr>
       <w:r>
-        <w:lastRenderedPageBreak/>
         <w:t xml:space="preserve">Chapter </w:t>
       </w:r>
       <w:r>
@@ -19435,7 +19111,6 @@
     </w:p>
     <w:p>
       <w:r>
-        <w:lastRenderedPageBreak/>
         <w:t xml:space="preserve">We took our seats again. As if sensing the moment, </w:t>
       </w:r>
       <w:r>
@@ -19577,7 +19252,6 @@
     </w:p>
     <w:p>
       <w:r>
-        <w:lastRenderedPageBreak/>
         <w:t>“I’m in the mood for something more substantial… From Maison Cardo’s mains… Yes. This one looks promising.”</w:t>
       </w:r>
     </w:p>
@@ -19703,11 +19377,7 @@
     </w:p>
     <w:p>
       <w:r>
-        <w:t xml:space="preserve">“Mostly work,” she said at last. Then, catching his questioning look, she elaborated a little more readily. “I work in organic botany and naturopathy. Anything involving herbs and plant-based formulations. I have a </w:t>
-      </w:r>
-      <w:r>
-        <w:lastRenderedPageBreak/>
-        <w:t>small studio—just me and two mechs. We create tea blends, aromatic capsules, oils, creams. All organic, of course.”</w:t>
+        <w:t>“Mostly work,” she said at last. Then, catching his questioning look, she elaborated a little more readily. “I work in organic botany and naturopathy. Anything involving herbs and plant-based formulations. I have a small studio—just me and two mechs. We create tea blends, aromatic capsules, oils, creams. All organic, of course.”</w:t>
       </w:r>
     </w:p>
     <w:p>
@@ -19843,7 +19513,6 @@
     </w:p>
     <w:p>
       <w:r>
-        <w:lastRenderedPageBreak/>
         <w:t>Art nodded in understanding. Mona added:</w:t>
       </w:r>
     </w:p>
@@ -19954,7 +19623,6 @@
     </w:p>
     <w:p>
       <w:r>
-        <w:lastRenderedPageBreak/>
         <w:t>Zara took a sip from her glass.</w:t>
       </w:r>
     </w:p>
@@ -20096,7 +19764,6 @@
     </w:p>
     <w:p>
       <w:r>
-        <w:lastRenderedPageBreak/>
         <w:t>She paused again, as if weighing each word.</w:t>
       </w:r>
     </w:p>
@@ -20242,7 +19909,6 @@
     </w:p>
     <w:p>
       <w:r>
-        <w:lastRenderedPageBreak/>
         <w:t>“No,” Mona said firmly. It felt as though she had just arrived at a conclusion after weighing everything carefully. “And not simply because such a scheme would be unnecessarily complicated. It would also be irrational.”</w:t>
       </w:r>
     </w:p>
@@ -20359,11 +20025,7 @@
     </w:p>
     <w:p>
       <w:r>
-        <w:t xml:space="preserve">When we entered Tom’s cabin, I noticed that the seats were no longer arranged in a circle but all faced forward. The third seat was set behind the other two, like a second row. I understood at once that Art, </w:t>
-      </w:r>
-      <w:r>
-        <w:lastRenderedPageBreak/>
-        <w:t>sensing my mood, had arranged for a measure of privacy. I thanked him silently and took the rear seat. Art and Mona settled in front.</w:t>
+        <w:t>When we entered Tom’s cabin, I noticed that the seats were no longer arranged in a circle but all faced forward. The third seat was set behind the other two, like a second row. I understood at once that Art, sensing my mood, had arranged for a measure of privacy. I thanked him silently and took the rear seat. Art and Mona settled in front.</w:t>
       </w:r>
     </w:p>
     <w:p>
@@ -20476,7 +20138,6 @@
         <w:pStyle w:val="Heading1"/>
       </w:pPr>
       <w:r>
-        <w:lastRenderedPageBreak/>
         <w:t xml:space="preserve">Chapter </w:t>
       </w:r>
       <w:r>
@@ -20579,7 +20240,6 @@
     </w:p>
     <w:p>
       <w:r>
-        <w:lastRenderedPageBreak/>
         <w:t>Not everyone may become a wrangler. Many who try to saddle a dragon fail the first time—and are thrown. Then a man either dies upon the rocks or is left maimed for life. That is why we are respected. And paid well.</w:t>
       </w:r>
     </w:p>
@@ -20706,7 +20366,6 @@
     </w:p>
     <w:p>
       <w:r>
-        <w:lastRenderedPageBreak/>
         <w:t xml:space="preserve">I once heard a </w:t>
       </w:r>
       <w:r>
@@ -20893,7 +20552,6 @@
     </w:p>
     <w:p>
       <w:r>
-        <w:lastRenderedPageBreak/>
         <w:t xml:space="preserve">How they </w:t>
       </w:r>
       <w:r>
@@ -20945,7 +20603,6 @@
         <w:pStyle w:val="Heading1"/>
       </w:pPr>
       <w:r>
-        <w:lastRenderedPageBreak/>
         <w:t>Epilogue</w:t>
       </w:r>
     </w:p>
@@ -21075,7 +20732,6 @@
     </w:p>
     <w:p>
       <w:r>
-        <w:lastRenderedPageBreak/>
         <w:t>Now, remembering all of it again, I took a deep breath and made an effort to shift my attention to something more immediate.</w:t>
       </w:r>
     </w:p>
